--- a/docs (springboot)/lovable_clone/m2_l2_controllers_dtos.docx
+++ b/docs (springboot)/lovable_clone/m2_l2_controllers_dtos.docx
@@ -1157,11 +1157,6 @@
         <w:spacing w:before="0" w:beforeAutospacing="0" w:after="0" w:afterAutospacing="0" w:line="360" w:lineRule="auto"/>
         <w:ind w:left="840" w:leftChars="0" w:right="0" w:hanging="420" w:firstLineChars="0"/>
         <w:jc w:val="left"/>
-        <w:rPr>
-          <w:rFonts w:hint="default" w:ascii="Bodoni MT" w:hAnsi="Bodoni MT" w:eastAsia="等线" w:cs="Bodoni MT"/>
-          <w:sz w:val="22"/>
-          <w:szCs w:val="22"/>
-        </w:rPr>
       </w:pPr>
       <w:r>
         <w:rPr>
@@ -1183,640 +1178,9 @@
         </w:rPr>
         <w:t>componentModel=”spring”</w:t>
       </w:r>
-    </w:p>
-    <w:p>
-      <w:pPr>
-        <w:keepNext w:val="0"/>
-        <w:keepLines w:val="0"/>
-        <w:widowControl/>
-        <w:numPr>
-          <w:ilvl w:val="0"/>
-          <w:numId w:val="11"/>
-        </w:numPr>
-        <w:suppressLineNumbers w:val="0"/>
-        <w:spacing w:before="0" w:beforeAutospacing="0" w:after="0" w:afterAutospacing="0" w:line="360" w:lineRule="auto"/>
-        <w:ind w:left="420" w:leftChars="0" w:right="0" w:hanging="420" w:firstLineChars="0"/>
-        <w:jc w:val="left"/>
-        <w:rPr>
-          <w:rFonts w:hint="default" w:ascii="Bodoni MT" w:hAnsi="Bodoni MT" w:eastAsia="等线" w:cs="Bodoni MT"/>
-          <w:sz w:val="22"/>
-          <w:szCs w:val="22"/>
-        </w:rPr>
-      </w:pPr>
       <w:bookmarkStart w:id="0" w:name="_GoBack"/>
       <w:bookmarkEnd w:id="0"/>
     </w:p>
-    <w:p>
-      <w:pPr>
-        <w:keepNext w:val="0"/>
-        <w:keepLines w:val="0"/>
-        <w:widowControl/>
-        <w:numPr>
-          <w:ilvl w:val="0"/>
-          <w:numId w:val="11"/>
-        </w:numPr>
-        <w:suppressLineNumbers w:val="0"/>
-        <w:spacing w:before="0" w:beforeAutospacing="0" w:after="0" w:afterAutospacing="0" w:line="360" w:lineRule="auto"/>
-        <w:ind w:left="420" w:leftChars="0" w:right="0" w:hanging="420" w:firstLineChars="0"/>
-        <w:jc w:val="left"/>
-        <w:rPr>
-          <w:rFonts w:hint="default" w:ascii="Bodoni MT" w:hAnsi="Bodoni MT" w:eastAsia="等线" w:cs="Bodoni MT"/>
-          <w:sz w:val="22"/>
-          <w:szCs w:val="22"/>
-        </w:rPr>
-      </w:pPr>
-      <w:r>
-        <w:rPr>
-          <w:rFonts w:hint="default" w:ascii="Bodoni MT" w:hAnsi="Bodoni MT" w:eastAsia="等线" w:cs="Bodoni MT"/>
-          <w:sz w:val="22"/>
-          <w:szCs w:val="22"/>
-          <w:lang w:val="en-IN"/>
-        </w:rPr>
-        <w:t>F</w:t>
-      </w:r>
-    </w:p>
-    <w:p>
-      <w:pPr>
-        <w:keepNext w:val="0"/>
-        <w:keepLines w:val="0"/>
-        <w:widowControl/>
-        <w:numPr>
-          <w:ilvl w:val="0"/>
-          <w:numId w:val="11"/>
-        </w:numPr>
-        <w:suppressLineNumbers w:val="0"/>
-        <w:spacing w:before="0" w:beforeAutospacing="0" w:after="0" w:afterAutospacing="0" w:line="360" w:lineRule="auto"/>
-        <w:ind w:left="420" w:leftChars="0" w:right="0" w:hanging="420" w:firstLineChars="0"/>
-        <w:jc w:val="left"/>
-        <w:rPr>
-          <w:rFonts w:hint="default" w:ascii="Bodoni MT" w:hAnsi="Bodoni MT" w:eastAsia="等线" w:cs="Bodoni MT"/>
-          <w:sz w:val="22"/>
-          <w:szCs w:val="22"/>
-        </w:rPr>
-      </w:pPr>
-      <w:r>
-        <w:rPr>
-          <w:rFonts w:hint="default" w:ascii="Bodoni MT" w:hAnsi="Bodoni MT" w:eastAsia="等线" w:cs="Bodoni MT"/>
-          <w:sz w:val="22"/>
-          <w:szCs w:val="22"/>
-          <w:lang w:val="en-IN"/>
-        </w:rPr>
-        <w:t>F</w:t>
-      </w:r>
-    </w:p>
-    <w:p>
-      <w:pPr>
-        <w:keepNext w:val="0"/>
-        <w:keepLines w:val="0"/>
-        <w:widowControl/>
-        <w:numPr>
-          <w:ilvl w:val="0"/>
-          <w:numId w:val="11"/>
-        </w:numPr>
-        <w:suppressLineNumbers w:val="0"/>
-        <w:spacing w:before="0" w:beforeAutospacing="0" w:after="0" w:afterAutospacing="0" w:line="360" w:lineRule="auto"/>
-        <w:ind w:left="420" w:leftChars="0" w:right="0" w:hanging="420" w:firstLineChars="0"/>
-        <w:jc w:val="left"/>
-        <w:rPr>
-          <w:rFonts w:hint="default" w:ascii="Bodoni MT" w:hAnsi="Bodoni MT" w:eastAsia="等线" w:cs="Bodoni MT"/>
-          <w:sz w:val="22"/>
-          <w:szCs w:val="22"/>
-        </w:rPr>
-      </w:pPr>
-      <w:r>
-        <w:rPr>
-          <w:rFonts w:hint="default" w:ascii="Bodoni MT" w:hAnsi="Bodoni MT" w:eastAsia="等线" w:cs="Bodoni MT"/>
-          <w:sz w:val="22"/>
-          <w:szCs w:val="22"/>
-          <w:lang w:val="en-IN"/>
-        </w:rPr>
-        <w:t>F</w:t>
-      </w:r>
-    </w:p>
-    <w:p>
-      <w:pPr>
-        <w:keepNext w:val="0"/>
-        <w:keepLines w:val="0"/>
-        <w:widowControl/>
-        <w:numPr>
-          <w:ilvl w:val="0"/>
-          <w:numId w:val="11"/>
-        </w:numPr>
-        <w:suppressLineNumbers w:val="0"/>
-        <w:spacing w:before="0" w:beforeAutospacing="0" w:after="0" w:afterAutospacing="0" w:line="360" w:lineRule="auto"/>
-        <w:ind w:left="420" w:leftChars="0" w:right="0" w:hanging="420" w:firstLineChars="0"/>
-        <w:jc w:val="left"/>
-        <w:rPr>
-          <w:rFonts w:hint="default" w:ascii="Bodoni MT" w:hAnsi="Bodoni MT" w:eastAsia="等线" w:cs="Bodoni MT"/>
-          <w:sz w:val="22"/>
-          <w:szCs w:val="22"/>
-        </w:rPr>
-      </w:pPr>
-      <w:r>
-        <w:rPr>
-          <w:rFonts w:hint="default" w:ascii="Bodoni MT" w:hAnsi="Bodoni MT" w:eastAsia="等线" w:cs="Bodoni MT"/>
-          <w:sz w:val="22"/>
-          <w:szCs w:val="22"/>
-          <w:lang w:val="en-IN"/>
-        </w:rPr>
-        <w:t>F</w:t>
-      </w:r>
-    </w:p>
-    <w:p>
-      <w:pPr>
-        <w:keepNext w:val="0"/>
-        <w:keepLines w:val="0"/>
-        <w:widowControl/>
-        <w:numPr>
-          <w:ilvl w:val="0"/>
-          <w:numId w:val="11"/>
-        </w:numPr>
-        <w:suppressLineNumbers w:val="0"/>
-        <w:spacing w:before="0" w:beforeAutospacing="0" w:after="0" w:afterAutospacing="0" w:line="360" w:lineRule="auto"/>
-        <w:ind w:left="420" w:leftChars="0" w:right="0" w:hanging="420" w:firstLineChars="0"/>
-        <w:jc w:val="left"/>
-        <w:rPr>
-          <w:rFonts w:hint="default" w:ascii="Bodoni MT" w:hAnsi="Bodoni MT" w:eastAsia="等线" w:cs="Bodoni MT"/>
-          <w:sz w:val="22"/>
-          <w:szCs w:val="22"/>
-        </w:rPr>
-      </w:pPr>
-      <w:r>
-        <w:rPr>
-          <w:rFonts w:hint="default" w:ascii="Bodoni MT" w:hAnsi="Bodoni MT" w:eastAsia="等线" w:cs="Bodoni MT"/>
-          <w:sz w:val="22"/>
-          <w:szCs w:val="22"/>
-          <w:lang w:val="en-IN"/>
-        </w:rPr>
-        <w:t>F</w:t>
-      </w:r>
-    </w:p>
-    <w:p>
-      <w:pPr>
-        <w:keepNext w:val="0"/>
-        <w:keepLines w:val="0"/>
-        <w:widowControl/>
-        <w:numPr>
-          <w:ilvl w:val="0"/>
-          <w:numId w:val="11"/>
-        </w:numPr>
-        <w:suppressLineNumbers w:val="0"/>
-        <w:spacing w:before="0" w:beforeAutospacing="0" w:after="0" w:afterAutospacing="0" w:line="360" w:lineRule="auto"/>
-        <w:ind w:left="420" w:leftChars="0" w:right="0" w:hanging="420" w:firstLineChars="0"/>
-        <w:jc w:val="left"/>
-        <w:rPr>
-          <w:rFonts w:hint="default" w:ascii="Bodoni MT" w:hAnsi="Bodoni MT" w:eastAsia="等线" w:cs="Bodoni MT"/>
-          <w:sz w:val="22"/>
-          <w:szCs w:val="22"/>
-        </w:rPr>
-      </w:pPr>
-      <w:r>
-        <w:rPr>
-          <w:rFonts w:hint="default" w:ascii="Bodoni MT" w:hAnsi="Bodoni MT" w:eastAsia="等线" w:cs="Bodoni MT"/>
-          <w:sz w:val="22"/>
-          <w:szCs w:val="22"/>
-          <w:lang w:val="en-IN"/>
-        </w:rPr>
-        <w:t>F</w:t>
-      </w:r>
-    </w:p>
-    <w:p>
-      <w:pPr>
-        <w:keepNext w:val="0"/>
-        <w:keepLines w:val="0"/>
-        <w:widowControl/>
-        <w:numPr>
-          <w:ilvl w:val="0"/>
-          <w:numId w:val="11"/>
-        </w:numPr>
-        <w:suppressLineNumbers w:val="0"/>
-        <w:spacing w:before="0" w:beforeAutospacing="0" w:after="0" w:afterAutospacing="0" w:line="360" w:lineRule="auto"/>
-        <w:ind w:left="420" w:leftChars="0" w:right="0" w:hanging="420" w:firstLineChars="0"/>
-        <w:jc w:val="left"/>
-        <w:rPr>
-          <w:rFonts w:hint="default" w:ascii="Bodoni MT" w:hAnsi="Bodoni MT" w:eastAsia="等线" w:cs="Bodoni MT"/>
-          <w:sz w:val="22"/>
-          <w:szCs w:val="22"/>
-        </w:rPr>
-      </w:pPr>
-      <w:r>
-        <w:rPr>
-          <w:rFonts w:hint="default" w:ascii="Bodoni MT" w:hAnsi="Bodoni MT" w:eastAsia="等线" w:cs="Bodoni MT"/>
-          <w:sz w:val="22"/>
-          <w:szCs w:val="22"/>
-          <w:lang w:val="en-IN"/>
-        </w:rPr>
-        <w:t>F</w:t>
-      </w:r>
-    </w:p>
-    <w:p>
-      <w:pPr>
-        <w:keepNext w:val="0"/>
-        <w:keepLines w:val="0"/>
-        <w:widowControl/>
-        <w:numPr>
-          <w:ilvl w:val="0"/>
-          <w:numId w:val="11"/>
-        </w:numPr>
-        <w:suppressLineNumbers w:val="0"/>
-        <w:spacing w:before="0" w:beforeAutospacing="0" w:after="0" w:afterAutospacing="0" w:line="360" w:lineRule="auto"/>
-        <w:ind w:left="420" w:leftChars="0" w:right="0" w:hanging="420" w:firstLineChars="0"/>
-        <w:jc w:val="left"/>
-        <w:rPr>
-          <w:rFonts w:hint="default" w:ascii="Bodoni MT" w:hAnsi="Bodoni MT" w:eastAsia="等线" w:cs="Bodoni MT"/>
-          <w:sz w:val="22"/>
-          <w:szCs w:val="22"/>
-        </w:rPr>
-      </w:pPr>
-      <w:r>
-        <w:rPr>
-          <w:rFonts w:hint="default" w:ascii="Bodoni MT" w:hAnsi="Bodoni MT" w:eastAsia="等线" w:cs="Bodoni MT"/>
-          <w:sz w:val="22"/>
-          <w:szCs w:val="22"/>
-          <w:lang w:val="en-IN"/>
-        </w:rPr>
-        <w:t>F</w:t>
-      </w:r>
-    </w:p>
-    <w:p>
-      <w:pPr>
-        <w:keepNext w:val="0"/>
-        <w:keepLines w:val="0"/>
-        <w:widowControl/>
-        <w:numPr>
-          <w:ilvl w:val="0"/>
-          <w:numId w:val="11"/>
-        </w:numPr>
-        <w:suppressLineNumbers w:val="0"/>
-        <w:spacing w:before="0" w:beforeAutospacing="0" w:after="0" w:afterAutospacing="0" w:line="360" w:lineRule="auto"/>
-        <w:ind w:left="420" w:leftChars="0" w:right="0" w:hanging="420" w:firstLineChars="0"/>
-        <w:jc w:val="left"/>
-        <w:rPr>
-          <w:rFonts w:hint="default" w:ascii="Bodoni MT" w:hAnsi="Bodoni MT" w:eastAsia="等线" w:cs="Bodoni MT"/>
-          <w:sz w:val="22"/>
-          <w:szCs w:val="22"/>
-        </w:rPr>
-      </w:pPr>
-      <w:r>
-        <w:rPr>
-          <w:rFonts w:hint="default" w:ascii="Bodoni MT" w:hAnsi="Bodoni MT" w:eastAsia="等线" w:cs="Bodoni MT"/>
-          <w:sz w:val="22"/>
-          <w:szCs w:val="22"/>
-          <w:lang w:val="en-IN"/>
-        </w:rPr>
-        <w:t>F</w:t>
-      </w:r>
-    </w:p>
-    <w:p>
-      <w:pPr>
-        <w:keepNext w:val="0"/>
-        <w:keepLines w:val="0"/>
-        <w:widowControl/>
-        <w:numPr>
-          <w:ilvl w:val="0"/>
-          <w:numId w:val="11"/>
-        </w:numPr>
-        <w:suppressLineNumbers w:val="0"/>
-        <w:spacing w:before="0" w:beforeAutospacing="0" w:after="0" w:afterAutospacing="0" w:line="360" w:lineRule="auto"/>
-        <w:ind w:left="420" w:leftChars="0" w:right="0" w:hanging="420" w:firstLineChars="0"/>
-        <w:jc w:val="left"/>
-        <w:rPr>
-          <w:rFonts w:hint="default" w:ascii="Bodoni MT" w:hAnsi="Bodoni MT" w:eastAsia="等线" w:cs="Bodoni MT"/>
-          <w:sz w:val="22"/>
-          <w:szCs w:val="22"/>
-        </w:rPr>
-      </w:pPr>
-      <w:r>
-        <w:rPr>
-          <w:rFonts w:hint="default" w:ascii="Bodoni MT" w:hAnsi="Bodoni MT" w:eastAsia="等线" w:cs="Bodoni MT"/>
-          <w:sz w:val="22"/>
-          <w:szCs w:val="22"/>
-          <w:lang w:val="en-IN"/>
-        </w:rPr>
-        <w:t>F</w:t>
-      </w:r>
-    </w:p>
-    <w:p>
-      <w:pPr>
-        <w:keepNext w:val="0"/>
-        <w:keepLines w:val="0"/>
-        <w:widowControl/>
-        <w:numPr>
-          <w:ilvl w:val="0"/>
-          <w:numId w:val="11"/>
-        </w:numPr>
-        <w:suppressLineNumbers w:val="0"/>
-        <w:spacing w:before="0" w:beforeAutospacing="0" w:after="0" w:afterAutospacing="0" w:line="360" w:lineRule="auto"/>
-        <w:ind w:left="420" w:leftChars="0" w:right="0" w:hanging="420" w:firstLineChars="0"/>
-        <w:jc w:val="left"/>
-        <w:rPr>
-          <w:rFonts w:hint="default" w:ascii="Bodoni MT" w:hAnsi="Bodoni MT" w:eastAsia="等线" w:cs="Bodoni MT"/>
-          <w:sz w:val="22"/>
-          <w:szCs w:val="22"/>
-        </w:rPr>
-      </w:pPr>
-      <w:r>
-        <w:rPr>
-          <w:rFonts w:hint="default" w:ascii="Bodoni MT" w:hAnsi="Bodoni MT" w:eastAsia="等线" w:cs="Bodoni MT"/>
-          <w:sz w:val="22"/>
-          <w:szCs w:val="22"/>
-          <w:lang w:val="en-IN"/>
-        </w:rPr>
-        <w:t>F</w:t>
-      </w:r>
-    </w:p>
-    <w:p>
-      <w:pPr>
-        <w:keepNext w:val="0"/>
-        <w:keepLines w:val="0"/>
-        <w:widowControl/>
-        <w:numPr>
-          <w:ilvl w:val="0"/>
-          <w:numId w:val="11"/>
-        </w:numPr>
-        <w:suppressLineNumbers w:val="0"/>
-        <w:spacing w:before="0" w:beforeAutospacing="0" w:after="0" w:afterAutospacing="0" w:line="360" w:lineRule="auto"/>
-        <w:ind w:left="420" w:leftChars="0" w:right="0" w:hanging="420" w:firstLineChars="0"/>
-        <w:jc w:val="left"/>
-        <w:rPr>
-          <w:rFonts w:hint="default" w:ascii="Bodoni MT" w:hAnsi="Bodoni MT" w:eastAsia="等线" w:cs="Bodoni MT"/>
-          <w:sz w:val="22"/>
-          <w:szCs w:val="22"/>
-        </w:rPr>
-      </w:pPr>
-      <w:r>
-        <w:rPr>
-          <w:rFonts w:hint="default" w:ascii="Bodoni MT" w:hAnsi="Bodoni MT" w:eastAsia="等线" w:cs="Bodoni MT"/>
-          <w:sz w:val="22"/>
-          <w:szCs w:val="22"/>
-          <w:lang w:val="en-IN"/>
-        </w:rPr>
-        <w:t>F</w:t>
-      </w:r>
-    </w:p>
-    <w:p>
-      <w:pPr>
-        <w:keepNext w:val="0"/>
-        <w:keepLines w:val="0"/>
-        <w:widowControl/>
-        <w:numPr>
-          <w:ilvl w:val="0"/>
-          <w:numId w:val="11"/>
-        </w:numPr>
-        <w:suppressLineNumbers w:val="0"/>
-        <w:spacing w:before="0" w:beforeAutospacing="0" w:after="0" w:afterAutospacing="0" w:line="360" w:lineRule="auto"/>
-        <w:ind w:left="420" w:leftChars="0" w:right="0" w:hanging="420" w:firstLineChars="0"/>
-        <w:jc w:val="left"/>
-        <w:rPr>
-          <w:rFonts w:hint="default" w:ascii="Bodoni MT" w:hAnsi="Bodoni MT" w:eastAsia="等线" w:cs="Bodoni MT"/>
-          <w:sz w:val="22"/>
-          <w:szCs w:val="22"/>
-        </w:rPr>
-      </w:pPr>
-      <w:r>
-        <w:rPr>
-          <w:rFonts w:hint="default" w:ascii="Bodoni MT" w:hAnsi="Bodoni MT" w:eastAsia="等线" w:cs="Bodoni MT"/>
-          <w:sz w:val="22"/>
-          <w:szCs w:val="22"/>
-          <w:lang w:val="en-IN"/>
-        </w:rPr>
-        <w:t>F</w:t>
-      </w:r>
-    </w:p>
-    <w:p>
-      <w:pPr>
-        <w:keepNext w:val="0"/>
-        <w:keepLines w:val="0"/>
-        <w:widowControl/>
-        <w:numPr>
-          <w:ilvl w:val="0"/>
-          <w:numId w:val="11"/>
-        </w:numPr>
-        <w:suppressLineNumbers w:val="0"/>
-        <w:spacing w:before="0" w:beforeAutospacing="0" w:after="0" w:afterAutospacing="0" w:line="360" w:lineRule="auto"/>
-        <w:ind w:left="420" w:leftChars="0" w:right="0" w:hanging="420" w:firstLineChars="0"/>
-        <w:jc w:val="left"/>
-        <w:rPr>
-          <w:rFonts w:hint="default" w:ascii="Bodoni MT" w:hAnsi="Bodoni MT" w:eastAsia="等线" w:cs="Bodoni MT"/>
-          <w:sz w:val="22"/>
-          <w:szCs w:val="22"/>
-        </w:rPr>
-      </w:pPr>
-      <w:r>
-        <w:rPr>
-          <w:rFonts w:hint="default" w:ascii="Bodoni MT" w:hAnsi="Bodoni MT" w:eastAsia="等线" w:cs="Bodoni MT"/>
-          <w:sz w:val="22"/>
-          <w:szCs w:val="22"/>
-          <w:lang w:val="en-IN"/>
-        </w:rPr>
-        <w:t>F</w:t>
-      </w:r>
-    </w:p>
-    <w:p>
-      <w:pPr>
-        <w:rPr>
-          <w:rFonts w:hint="default" w:ascii="Bodoni MT" w:hAnsi="Bodoni MT" w:eastAsia="等线" w:cs="Bodoni MT"/>
-          <w:sz w:val="22"/>
-          <w:szCs w:val="22"/>
-        </w:rPr>
-      </w:pPr>
-      <w:r>
-        <w:rPr>
-          <w:rFonts w:hint="default" w:ascii="Bodoni MT" w:hAnsi="Bodoni MT" w:eastAsia="等线" w:cs="Bodoni MT"/>
-          <w:sz w:val="22"/>
-          <w:szCs w:val="22"/>
-          <w:lang w:val="en-IN"/>
-        </w:rPr>
-        <w:br w:type="page"/>
-      </w:r>
-    </w:p>
-    <w:p>
-      <w:pPr>
-        <w:keepNext w:val="0"/>
-        <w:keepLines w:val="0"/>
-        <w:widowControl/>
-        <w:numPr>
-          <w:ilvl w:val="0"/>
-          <w:numId w:val="11"/>
-        </w:numPr>
-        <w:suppressLineNumbers w:val="0"/>
-        <w:spacing w:before="0" w:beforeAutospacing="0" w:after="0" w:afterAutospacing="0" w:line="360" w:lineRule="auto"/>
-        <w:ind w:left="420" w:leftChars="0" w:right="0" w:hanging="420" w:firstLineChars="0"/>
-        <w:jc w:val="left"/>
-        <w:rPr>
-          <w:rFonts w:hint="default" w:ascii="Bodoni MT" w:hAnsi="Bodoni MT" w:eastAsia="等线" w:cs="Bodoni MT"/>
-          <w:sz w:val="22"/>
-          <w:szCs w:val="22"/>
-        </w:rPr>
-      </w:pPr>
-    </w:p>
-    <w:p>
-      <w:pPr>
-        <w:keepNext w:val="0"/>
-        <w:keepLines w:val="0"/>
-        <w:widowControl/>
-        <w:numPr>
-          <w:ilvl w:val="0"/>
-          <w:numId w:val="11"/>
-        </w:numPr>
-        <w:suppressLineNumbers w:val="0"/>
-        <w:spacing w:before="0" w:beforeAutospacing="0" w:after="0" w:afterAutospacing="0" w:line="360" w:lineRule="auto"/>
-        <w:ind w:left="420" w:leftChars="0" w:right="0" w:hanging="420" w:firstLineChars="0"/>
-        <w:jc w:val="left"/>
-        <w:rPr>
-          <w:rFonts w:hint="default" w:ascii="Bodoni MT" w:hAnsi="Bodoni MT" w:eastAsia="等线" w:cs="Bodoni MT"/>
-          <w:sz w:val="22"/>
-          <w:szCs w:val="22"/>
-        </w:rPr>
-      </w:pPr>
-      <w:r>
-        <w:rPr>
-          <w:rFonts w:hint="default" w:ascii="Bodoni MT" w:hAnsi="Bodoni MT" w:eastAsia="等线" w:cs="Bodoni MT"/>
-          <w:sz w:val="22"/>
-          <w:szCs w:val="22"/>
-          <w:lang w:val="en-IN"/>
-        </w:rPr>
-        <w:t>F</w:t>
-      </w:r>
-    </w:p>
-    <w:p>
-      <w:pPr>
-        <w:keepNext w:val="0"/>
-        <w:keepLines w:val="0"/>
-        <w:widowControl/>
-        <w:numPr>
-          <w:ilvl w:val="0"/>
-          <w:numId w:val="11"/>
-        </w:numPr>
-        <w:suppressLineNumbers w:val="0"/>
-        <w:spacing w:before="0" w:beforeAutospacing="0" w:after="0" w:afterAutospacing="0" w:line="360" w:lineRule="auto"/>
-        <w:ind w:left="420" w:leftChars="0" w:right="0" w:hanging="420" w:firstLineChars="0"/>
-        <w:jc w:val="left"/>
-        <w:rPr>
-          <w:rFonts w:hint="default" w:ascii="Bodoni MT" w:hAnsi="Bodoni MT" w:eastAsia="等线" w:cs="Bodoni MT"/>
-          <w:sz w:val="22"/>
-          <w:szCs w:val="22"/>
-        </w:rPr>
-      </w:pPr>
-      <w:r>
-        <w:rPr>
-          <w:rFonts w:hint="default" w:ascii="Bodoni MT" w:hAnsi="Bodoni MT" w:eastAsia="等线" w:cs="Bodoni MT"/>
-          <w:sz w:val="22"/>
-          <w:szCs w:val="22"/>
-          <w:lang w:val="en-IN"/>
-        </w:rPr>
-        <w:t>F</w:t>
-      </w:r>
-    </w:p>
-    <w:p>
-      <w:pPr>
-        <w:keepNext w:val="0"/>
-        <w:keepLines w:val="0"/>
-        <w:widowControl/>
-        <w:numPr>
-          <w:ilvl w:val="0"/>
-          <w:numId w:val="11"/>
-        </w:numPr>
-        <w:suppressLineNumbers w:val="0"/>
-        <w:spacing w:before="0" w:beforeAutospacing="0" w:after="0" w:afterAutospacing="0" w:line="360" w:lineRule="auto"/>
-        <w:ind w:left="420" w:leftChars="0" w:right="0" w:hanging="420" w:firstLineChars="0"/>
-        <w:jc w:val="left"/>
-        <w:rPr>
-          <w:rFonts w:hint="default" w:ascii="Bodoni MT" w:hAnsi="Bodoni MT" w:eastAsia="等线" w:cs="Bodoni MT"/>
-          <w:sz w:val="22"/>
-          <w:szCs w:val="22"/>
-        </w:rPr>
-      </w:pPr>
-      <w:r>
-        <w:rPr>
-          <w:rFonts w:hint="default" w:ascii="Bodoni MT" w:hAnsi="Bodoni MT" w:eastAsia="等线" w:cs="Bodoni MT"/>
-          <w:sz w:val="22"/>
-          <w:szCs w:val="22"/>
-          <w:lang w:val="en-IN"/>
-        </w:rPr>
-        <w:t>F</w:t>
-      </w:r>
-    </w:p>
-    <w:p>
-      <w:pPr>
-        <w:keepNext w:val="0"/>
-        <w:keepLines w:val="0"/>
-        <w:widowControl/>
-        <w:numPr>
-          <w:ilvl w:val="0"/>
-          <w:numId w:val="11"/>
-        </w:numPr>
-        <w:suppressLineNumbers w:val="0"/>
-        <w:spacing w:before="0" w:beforeAutospacing="0" w:after="0" w:afterAutospacing="0" w:line="360" w:lineRule="auto"/>
-        <w:ind w:left="420" w:leftChars="0" w:right="0" w:hanging="420" w:firstLineChars="0"/>
-        <w:jc w:val="left"/>
-        <w:rPr>
-          <w:rFonts w:hint="default" w:ascii="Bodoni MT" w:hAnsi="Bodoni MT" w:eastAsia="等线" w:cs="Bodoni MT"/>
-          <w:sz w:val="22"/>
-          <w:szCs w:val="22"/>
-        </w:rPr>
-      </w:pPr>
-      <w:r>
-        <w:rPr>
-          <w:rFonts w:hint="default" w:ascii="Bodoni MT" w:hAnsi="Bodoni MT" w:eastAsia="等线" w:cs="Bodoni MT"/>
-          <w:sz w:val="22"/>
-          <w:szCs w:val="22"/>
-          <w:lang w:val="en-IN"/>
-        </w:rPr>
-        <w:t>F</w:t>
-      </w:r>
-    </w:p>
-    <w:p>
-      <w:pPr>
-        <w:keepNext w:val="0"/>
-        <w:keepLines w:val="0"/>
-        <w:widowControl/>
-        <w:numPr>
-          <w:ilvl w:val="0"/>
-          <w:numId w:val="11"/>
-        </w:numPr>
-        <w:suppressLineNumbers w:val="0"/>
-        <w:spacing w:before="0" w:beforeAutospacing="0" w:after="0" w:afterAutospacing="0" w:line="360" w:lineRule="auto"/>
-        <w:ind w:left="420" w:leftChars="0" w:right="0" w:hanging="420" w:firstLineChars="0"/>
-        <w:jc w:val="left"/>
-        <w:rPr>
-          <w:rFonts w:hint="default" w:ascii="Bodoni MT" w:hAnsi="Bodoni MT" w:eastAsia="等线" w:cs="Bodoni MT"/>
-          <w:sz w:val="22"/>
-          <w:szCs w:val="22"/>
-        </w:rPr>
-      </w:pPr>
-      <w:r>
-        <w:rPr>
-          <w:rFonts w:hint="default" w:ascii="Bodoni MT" w:hAnsi="Bodoni MT" w:eastAsia="等线" w:cs="Bodoni MT"/>
-          <w:sz w:val="22"/>
-          <w:szCs w:val="22"/>
-          <w:lang w:val="en-IN"/>
-        </w:rPr>
-        <w:t>F</w:t>
-      </w:r>
-    </w:p>
-    <w:p>
-      <w:pPr>
-        <w:keepNext w:val="0"/>
-        <w:keepLines w:val="0"/>
-        <w:widowControl/>
-        <w:numPr>
-          <w:ilvl w:val="0"/>
-          <w:numId w:val="11"/>
-        </w:numPr>
-        <w:suppressLineNumbers w:val="0"/>
-        <w:spacing w:before="0" w:beforeAutospacing="0" w:after="0" w:afterAutospacing="0" w:line="360" w:lineRule="auto"/>
-        <w:ind w:left="420" w:leftChars="0" w:right="0" w:hanging="420" w:firstLineChars="0"/>
-        <w:jc w:val="left"/>
-        <w:rPr>
-          <w:rFonts w:hint="default" w:ascii="Bodoni MT" w:hAnsi="Bodoni MT" w:eastAsia="等线" w:cs="Bodoni MT"/>
-          <w:sz w:val="22"/>
-          <w:szCs w:val="22"/>
-        </w:rPr>
-      </w:pPr>
-    </w:p>
-    <w:p/>
-    <w:p/>
     <w:sectPr>
       <w:pgSz w:w="11906" w:h="16838"/>
       <w:pgMar w:top="1440" w:right="1800" w:bottom="1440" w:left="1800" w:header="720" w:footer="720" w:gutter="0"/>
@@ -2239,35 +1603,35 @@
     <w:lsdException w:qFormat="1" w:unhideWhenUsed="0" w:uiPriority="0" w:semiHidden="0" w:name="toc 7"/>
     <w:lsdException w:qFormat="1" w:unhideWhenUsed="0" w:uiPriority="0" w:semiHidden="0" w:name="toc 8"/>
     <w:lsdException w:qFormat="1" w:unhideWhenUsed="0" w:uiPriority="0" w:semiHidden="0" w:name="toc 9"/>
-    <w:lsdException w:unhideWhenUsed="0" w:uiPriority="0" w:semiHidden="0" w:name="Normal Indent"/>
+    <w:lsdException w:qFormat="1" w:unhideWhenUsed="0" w:uiPriority="0" w:semiHidden="0" w:name="Normal Indent"/>
     <w:lsdException w:qFormat="1" w:unhideWhenUsed="0" w:uiPriority="0" w:semiHidden="0" w:name="footnote text"/>
-    <w:lsdException w:unhideWhenUsed="0" w:uiPriority="0" w:semiHidden="0" w:name="annotation text"/>
+    <w:lsdException w:qFormat="1" w:unhideWhenUsed="0" w:uiPriority="0" w:semiHidden="0" w:name="annotation text"/>
     <w:lsdException w:qFormat="1" w:unhideWhenUsed="0" w:uiPriority="0" w:semiHidden="0" w:name="header"/>
     <w:lsdException w:qFormat="1" w:unhideWhenUsed="0" w:uiPriority="0" w:semiHidden="0" w:name="footer"/>
     <w:lsdException w:qFormat="1" w:unhideWhenUsed="0" w:uiPriority="0" w:semiHidden="0" w:name="index heading"/>
     <w:lsdException w:qFormat="1" w:uiPriority="0" w:name="caption"/>
     <w:lsdException w:qFormat="1" w:unhideWhenUsed="0" w:uiPriority="0" w:semiHidden="0" w:name="table of figures"/>
     <w:lsdException w:unhideWhenUsed="0" w:uiPriority="0" w:semiHidden="0" w:name="envelope address"/>
-    <w:lsdException w:unhideWhenUsed="0" w:uiPriority="0" w:semiHidden="0" w:name="envelope return"/>
+    <w:lsdException w:qFormat="1" w:unhideWhenUsed="0" w:uiPriority="0" w:semiHidden="0" w:name="envelope return"/>
     <w:lsdException w:qFormat="1" w:unhideWhenUsed="0" w:uiPriority="0" w:semiHidden="0" w:name="footnote reference"/>
-    <w:lsdException w:unhideWhenUsed="0" w:uiPriority="0" w:semiHidden="0" w:name="annotation reference"/>
+    <w:lsdException w:qFormat="1" w:unhideWhenUsed="0" w:uiPriority="0" w:semiHidden="0" w:name="annotation reference"/>
     <w:lsdException w:qFormat="1" w:unhideWhenUsed="0" w:uiPriority="0" w:semiHidden="0" w:name="line number"/>
-    <w:lsdException w:unhideWhenUsed="0" w:uiPriority="0" w:semiHidden="0" w:name="page number"/>
-    <w:lsdException w:unhideWhenUsed="0" w:uiPriority="0" w:semiHidden="0" w:name="endnote reference"/>
-    <w:lsdException w:unhideWhenUsed="0" w:uiPriority="0" w:semiHidden="0" w:name="endnote text"/>
+    <w:lsdException w:qFormat="1" w:unhideWhenUsed="0" w:uiPriority="0" w:semiHidden="0" w:name="page number"/>
+    <w:lsdException w:qFormat="1" w:unhideWhenUsed="0" w:uiPriority="0" w:semiHidden="0" w:name="endnote reference"/>
+    <w:lsdException w:qFormat="1" w:unhideWhenUsed="0" w:uiPriority="0" w:semiHidden="0" w:name="endnote text"/>
     <w:lsdException w:qFormat="1" w:unhideWhenUsed="0" w:uiPriority="0" w:semiHidden="0" w:name="table of authorities"/>
     <w:lsdException w:qFormat="1" w:unhideWhenUsed="0" w:uiPriority="0" w:semiHidden="0" w:name="macro"/>
     <w:lsdException w:qFormat="1" w:unhideWhenUsed="0" w:uiPriority="0" w:semiHidden="0" w:name="toa heading"/>
     <w:lsdException w:qFormat="1" w:unhideWhenUsed="0" w:uiPriority="0" w:semiHidden="0" w:name="List"/>
-    <w:lsdException w:unhideWhenUsed="0" w:uiPriority="0" w:semiHidden="0" w:name="List Bullet"/>
-    <w:lsdException w:unhideWhenUsed="0" w:uiPriority="0" w:semiHidden="0" w:name="List Number"/>
+    <w:lsdException w:qFormat="1" w:unhideWhenUsed="0" w:uiPriority="0" w:semiHidden="0" w:name="List Bullet"/>
+    <w:lsdException w:qFormat="1" w:unhideWhenUsed="0" w:uiPriority="0" w:semiHidden="0" w:name="List Number"/>
     <w:lsdException w:qFormat="1" w:unhideWhenUsed="0" w:uiPriority="0" w:semiHidden="0" w:name="List 2"/>
     <w:lsdException w:qFormat="1" w:unhideWhenUsed="0" w:uiPriority="0" w:semiHidden="0" w:name="List 3"/>
     <w:lsdException w:qFormat="1" w:unhideWhenUsed="0" w:uiPriority="0" w:semiHidden="0" w:name="List 4"/>
     <w:lsdException w:unhideWhenUsed="0" w:uiPriority="0" w:semiHidden="0" w:name="List 5"/>
     <w:lsdException w:qFormat="1" w:unhideWhenUsed="0" w:uiPriority="0" w:semiHidden="0" w:name="List Bullet 2"/>
     <w:lsdException w:unhideWhenUsed="0" w:uiPriority="0" w:semiHidden="0" w:name="List Bullet 3"/>
-    <w:lsdException w:unhideWhenUsed="0" w:uiPriority="0" w:semiHidden="0" w:name="List Bullet 4"/>
+    <w:lsdException w:qFormat="1" w:unhideWhenUsed="0" w:uiPriority="0" w:semiHidden="0" w:name="List Bullet 4"/>
     <w:lsdException w:qFormat="1" w:unhideWhenUsed="0" w:uiPriority="0" w:semiHidden="0" w:name="List Bullet 5"/>
     <w:lsdException w:unhideWhenUsed="0" w:uiPriority="0" w:semiHidden="0" w:name="List Number 2"/>
     <w:lsdException w:unhideWhenUsed="0" w:uiPriority="0" w:semiHidden="0" w:name="List Number 3"/>
@@ -2278,32 +1642,32 @@
     <w:lsdException w:qFormat="1" w:unhideWhenUsed="0" w:uiPriority="0" w:semiHidden="0" w:name="Signature"/>
     <w:lsdException w:qFormat="1" w:unhideWhenUsed="0" w:uiPriority="0" w:name="Default Paragraph Font"/>
     <w:lsdException w:qFormat="1" w:unhideWhenUsed="0" w:uiPriority="0" w:semiHidden="0" w:name="Body Text"/>
-    <w:lsdException w:unhideWhenUsed="0" w:uiPriority="0" w:semiHidden="0" w:name="Body Text Indent"/>
-    <w:lsdException w:unhideWhenUsed="0" w:uiPriority="0" w:semiHidden="0" w:name="List Continue"/>
-    <w:lsdException w:unhideWhenUsed="0" w:uiPriority="0" w:semiHidden="0" w:name="List Continue 2"/>
-    <w:lsdException w:unhideWhenUsed="0" w:uiPriority="0" w:semiHidden="0" w:name="List Continue 3"/>
-    <w:lsdException w:unhideWhenUsed="0" w:uiPriority="0" w:semiHidden="0" w:name="List Continue 4"/>
-    <w:lsdException w:unhideWhenUsed="0" w:uiPriority="0" w:semiHidden="0" w:name="List Continue 5"/>
+    <w:lsdException w:qFormat="1" w:unhideWhenUsed="0" w:uiPriority="0" w:semiHidden="0" w:name="Body Text Indent"/>
+    <w:lsdException w:qFormat="1" w:unhideWhenUsed="0" w:uiPriority="0" w:semiHidden="0" w:name="List Continue"/>
+    <w:lsdException w:qFormat="1" w:unhideWhenUsed="0" w:uiPriority="0" w:semiHidden="0" w:name="List Continue 2"/>
+    <w:lsdException w:qFormat="1" w:unhideWhenUsed="0" w:uiPriority="0" w:semiHidden="0" w:name="List Continue 3"/>
+    <w:lsdException w:qFormat="1" w:unhideWhenUsed="0" w:uiPriority="0" w:semiHidden="0" w:name="List Continue 4"/>
+    <w:lsdException w:qFormat="1" w:unhideWhenUsed="0" w:uiPriority="0" w:semiHidden="0" w:name="List Continue 5"/>
     <w:lsdException w:unhideWhenUsed="0" w:uiPriority="0" w:semiHidden="0" w:name="Message Header"/>
     <w:lsdException w:qFormat="1" w:unhideWhenUsed="0" w:uiPriority="0" w:semiHidden="0" w:name="Subtitle"/>
     <w:lsdException w:unhideWhenUsed="0" w:uiPriority="0" w:semiHidden="0" w:name="Salutation"/>
-    <w:lsdException w:unhideWhenUsed="0" w:uiPriority="0" w:semiHidden="0" w:name="Date"/>
+    <w:lsdException w:qFormat="1" w:unhideWhenUsed="0" w:uiPriority="0" w:semiHidden="0" w:name="Date"/>
     <w:lsdException w:qFormat="1" w:unhideWhenUsed="0" w:uiPriority="0" w:semiHidden="0" w:name="Body Text First Indent"/>
-    <w:lsdException w:unhideWhenUsed="0" w:uiPriority="0" w:semiHidden="0" w:name="Body Text First Indent 2"/>
+    <w:lsdException w:qFormat="1" w:unhideWhenUsed="0" w:uiPriority="0" w:semiHidden="0" w:name="Body Text First Indent 2"/>
     <w:lsdException w:qFormat="1" w:unhideWhenUsed="0" w:uiPriority="0" w:semiHidden="0" w:name="Note Heading"/>
     <w:lsdException w:qFormat="1" w:unhideWhenUsed="0" w:uiPriority="0" w:semiHidden="0" w:name="Body Text 2"/>
-    <w:lsdException w:unhideWhenUsed="0" w:uiPriority="0" w:semiHidden="0" w:name="Body Text 3"/>
-    <w:lsdException w:unhideWhenUsed="0" w:uiPriority="0" w:semiHidden="0" w:name="Body Text Indent 2"/>
-    <w:lsdException w:unhideWhenUsed="0" w:uiPriority="0" w:semiHidden="0" w:name="Body Text Indent 3"/>
+    <w:lsdException w:qFormat="1" w:unhideWhenUsed="0" w:uiPriority="0" w:semiHidden="0" w:name="Body Text 3"/>
+    <w:lsdException w:qFormat="1" w:unhideWhenUsed="0" w:uiPriority="0" w:semiHidden="0" w:name="Body Text Indent 2"/>
+    <w:lsdException w:qFormat="1" w:unhideWhenUsed="0" w:uiPriority="0" w:semiHidden="0" w:name="Body Text Indent 3"/>
     <w:lsdException w:unhideWhenUsed="0" w:uiPriority="0" w:semiHidden="0" w:name="Block Text"/>
     <w:lsdException w:qFormat="1" w:unhideWhenUsed="0" w:uiPriority="0" w:semiHidden="0" w:name="Hyperlink"/>
-    <w:lsdException w:unhideWhenUsed="0" w:uiPriority="0" w:semiHidden="0" w:name="FollowedHyperlink"/>
+    <w:lsdException w:qFormat="1" w:unhideWhenUsed="0" w:uiPriority="0" w:semiHidden="0" w:name="FollowedHyperlink"/>
     <w:lsdException w:qFormat="1" w:unhideWhenUsed="0" w:uiPriority="0" w:semiHidden="0" w:name="Strong"/>
     <w:lsdException w:qFormat="1" w:unhideWhenUsed="0" w:uiPriority="0" w:semiHidden="0" w:name="Emphasis"/>
     <w:lsdException w:qFormat="1" w:unhideWhenUsed="0" w:uiPriority="0" w:semiHidden="0" w:name="Document Map"/>
     <w:lsdException w:qFormat="1" w:unhideWhenUsed="0" w:uiPriority="0" w:semiHidden="0" w:name="Plain Text"/>
-    <w:lsdException w:unhideWhenUsed="0" w:uiPriority="0" w:semiHidden="0" w:name="E-mail Signature"/>
-    <w:lsdException w:unhideWhenUsed="0" w:uiPriority="0" w:semiHidden="0" w:name="Normal (Web)"/>
+    <w:lsdException w:qFormat="1" w:unhideWhenUsed="0" w:uiPriority="0" w:semiHidden="0" w:name="E-mail Signature"/>
+    <w:lsdException w:qFormat="1" w:unhideWhenUsed="0" w:uiPriority="0" w:semiHidden="0" w:name="Normal (Web)"/>
     <w:lsdException w:qFormat="1" w:unhideWhenUsed="0" w:uiPriority="0" w:semiHidden="0" w:name="HTML Acronym"/>
     <w:lsdException w:qFormat="1" w:unhideWhenUsed="0" w:uiPriority="0" w:semiHidden="0" w:name="HTML Address"/>
     <w:lsdException w:qFormat="1" w:unhideWhenUsed="0" w:uiPriority="0" w:semiHidden="0" w:name="HTML Cite"/>
@@ -2323,7 +1687,7 @@
     <w:lsdException w:qFormat="1" w:unhideWhenUsed="0" w:uiPriority="0" w:semiHidden="0" w:name="Table Classic 2"/>
     <w:lsdException w:qFormat="1" w:unhideWhenUsed="0" w:uiPriority="0" w:semiHidden="0" w:name="Table Classic 3"/>
     <w:lsdException w:qFormat="1" w:unhideWhenUsed="0" w:uiPriority="0" w:semiHidden="0" w:name="Table Classic 4"/>
-    <w:lsdException w:unhideWhenUsed="0" w:uiPriority="0" w:semiHidden="0" w:name="Table Colorful 1"/>
+    <w:lsdException w:qFormat="1" w:unhideWhenUsed="0" w:uiPriority="0" w:semiHidden="0" w:name="Table Colorful 1"/>
     <w:lsdException w:qFormat="1" w:unhideWhenUsed="0" w:uiPriority="0" w:semiHidden="0" w:name="Table Colorful 2"/>
     <w:lsdException w:qFormat="1" w:unhideWhenUsed="0" w:uiPriority="0" w:semiHidden="0" w:name="Table Colorful 3"/>
     <w:lsdException w:qFormat="1" w:unhideWhenUsed="0" w:uiPriority="0" w:semiHidden="0" w:name="Table Columns 1"/>
@@ -2714,6 +2078,7 @@
   <w:style w:type="paragraph" w:styleId="17">
     <w:name w:val="Body Text 3"/>
     <w:basedOn w:val="1"/>
+    <w:qFormat/>
     <w:uiPriority w:val="0"/>
     <w:pPr>
       <w:spacing w:after="120"/>
@@ -2735,6 +2100,7 @@
   <w:style w:type="paragraph" w:styleId="19">
     <w:name w:val="Body Text Indent"/>
     <w:basedOn w:val="1"/>
+    <w:qFormat/>
     <w:uiPriority w:val="0"/>
     <w:pPr>
       <w:spacing w:after="120"/>
@@ -2744,6 +2110,7 @@
   <w:style w:type="paragraph" w:styleId="20">
     <w:name w:val="Body Text First Indent 2"/>
     <w:basedOn w:val="19"/>
+    <w:qFormat/>
     <w:uiPriority w:val="0"/>
     <w:pPr>
       <w:ind w:firstLine="420" w:firstLineChars="200"/>
@@ -2752,6 +2119,7 @@
   <w:style w:type="paragraph" w:styleId="21">
     <w:name w:val="Body Text Indent 2"/>
     <w:basedOn w:val="1"/>
+    <w:qFormat/>
     <w:uiPriority w:val="0"/>
     <w:pPr>
       <w:spacing w:after="120" w:line="480" w:lineRule="auto"/>
@@ -2761,6 +2129,7 @@
   <w:style w:type="paragraph" w:styleId="22">
     <w:name w:val="Body Text Indent 3"/>
     <w:basedOn w:val="1"/>
+    <w:qFormat/>
     <w:uiPriority w:val="0"/>
     <w:pPr>
       <w:spacing w:after="120"/>
@@ -2796,6 +2165,7 @@
   <w:style w:type="character" w:styleId="25">
     <w:name w:val="annotation reference"/>
     <w:basedOn w:val="11"/>
+    <w:qFormat/>
     <w:uiPriority w:val="0"/>
     <w:rPr>
       <w:sz w:val="21"/>
@@ -2805,6 +2175,7 @@
   <w:style w:type="paragraph" w:styleId="26">
     <w:name w:val="annotation text"/>
     <w:basedOn w:val="1"/>
+    <w:qFormat/>
     <w:uiPriority w:val="0"/>
     <w:pPr>
       <w:jc w:val="left"/>
@@ -2825,6 +2196,7 @@
     <w:name w:val="Date"/>
     <w:basedOn w:val="1"/>
     <w:next w:val="1"/>
+    <w:qFormat/>
     <w:uiPriority w:val="0"/>
     <w:pPr>
       <w:ind w:left="100" w:leftChars="2500"/>
@@ -2842,6 +2214,7 @@
   <w:style w:type="paragraph" w:styleId="30">
     <w:name w:val="E-mail Signature"/>
     <w:basedOn w:val="1"/>
+    <w:qFormat/>
     <w:uiPriority w:val="0"/>
   </w:style>
   <w:style w:type="character" w:styleId="31">
@@ -2857,6 +2230,7 @@
   <w:style w:type="character" w:styleId="32">
     <w:name w:val="endnote reference"/>
     <w:basedOn w:val="11"/>
+    <w:qFormat/>
     <w:uiPriority w:val="0"/>
     <w:rPr>
       <w:vertAlign w:val="superscript"/>
@@ -2865,6 +2239,7 @@
   <w:style w:type="paragraph" w:styleId="33">
     <w:name w:val="endnote text"/>
     <w:basedOn w:val="1"/>
+    <w:qFormat/>
     <w:uiPriority w:val="0"/>
     <w:pPr>
       <w:snapToGrid w:val="0"/>
@@ -2889,6 +2264,7 @@
   <w:style w:type="paragraph" w:styleId="35">
     <w:name w:val="envelope return"/>
     <w:basedOn w:val="1"/>
+    <w:qFormat/>
     <w:uiPriority w:val="0"/>
     <w:pPr>
       <w:snapToGrid w:val="0"/>
@@ -2900,6 +2276,7 @@
   <w:style w:type="character" w:styleId="36">
     <w:name w:val="FollowedHyperlink"/>
     <w:basedOn w:val="11"/>
+    <w:qFormat/>
     <w:uiPriority w:val="0"/>
     <w:rPr>
       <w:color w:val="800080"/>
@@ -3224,6 +2601,7 @@
   <w:style w:type="paragraph" w:styleId="68">
     <w:name w:val="List Bullet"/>
     <w:basedOn w:val="1"/>
+    <w:qFormat/>
     <w:uiPriority w:val="0"/>
     <w:pPr>
       <w:numPr>
@@ -3258,6 +2636,7 @@
   <w:style w:type="paragraph" w:styleId="71">
     <w:name w:val="List Bullet 4"/>
     <w:basedOn w:val="1"/>
+    <w:qFormat/>
     <w:uiPriority w:val="0"/>
     <w:pPr>
       <w:numPr>
@@ -3281,6 +2660,7 @@
   <w:style w:type="paragraph" w:styleId="73">
     <w:name w:val="List Continue"/>
     <w:basedOn w:val="1"/>
+    <w:qFormat/>
     <w:uiPriority w:val="0"/>
     <w:pPr>
       <w:spacing w:after="120"/>
@@ -3290,6 +2670,7 @@
   <w:style w:type="paragraph" w:styleId="74">
     <w:name w:val="List Continue 2"/>
     <w:basedOn w:val="1"/>
+    <w:qFormat/>
     <w:uiPriority w:val="0"/>
     <w:pPr>
       <w:spacing w:after="120"/>
@@ -3299,6 +2680,7 @@
   <w:style w:type="paragraph" w:styleId="75">
     <w:name w:val="List Continue 3"/>
     <w:basedOn w:val="1"/>
+    <w:qFormat/>
     <w:uiPriority w:val="0"/>
     <w:pPr>
       <w:spacing w:after="120"/>
@@ -3308,6 +2690,7 @@
   <w:style w:type="paragraph" w:styleId="76">
     <w:name w:val="List Continue 4"/>
     <w:basedOn w:val="1"/>
+    <w:qFormat/>
     <w:uiPriority w:val="0"/>
     <w:pPr>
       <w:spacing w:after="120"/>
@@ -3317,6 +2700,7 @@
   <w:style w:type="paragraph" w:styleId="77">
     <w:name w:val="List Continue 5"/>
     <w:basedOn w:val="1"/>
+    <w:qFormat/>
     <w:uiPriority w:val="0"/>
     <w:pPr>
       <w:spacing w:after="120"/>
@@ -3326,6 +2710,7 @@
   <w:style w:type="paragraph" w:styleId="78">
     <w:name w:val="List Number"/>
     <w:basedOn w:val="1"/>
+    <w:qFormat/>
     <w:uiPriority w:val="0"/>
     <w:pPr>
       <w:numPr>
@@ -3432,6 +2817,7 @@
   <w:style w:type="paragraph" w:styleId="85">
     <w:name w:val="Normal (Web)"/>
     <w:basedOn w:val="1"/>
+    <w:qFormat/>
     <w:uiPriority w:val="0"/>
     <w:rPr>
       <w:sz w:val="24"/>
@@ -3441,6 +2827,7 @@
   <w:style w:type="paragraph" w:styleId="86">
     <w:name w:val="Normal Indent"/>
     <w:basedOn w:val="1"/>
+    <w:qFormat/>
     <w:uiPriority w:val="0"/>
     <w:pPr>
       <w:ind w:firstLine="420" w:firstLineChars="200"/>
@@ -3459,6 +2846,7 @@
   <w:style w:type="character" w:styleId="88">
     <w:name w:val="page number"/>
     <w:basedOn w:val="11"/>
+    <w:qFormat/>
     <w:uiPriority w:val="0"/>
   </w:style>
   <w:style w:type="paragraph" w:styleId="89">
@@ -4130,6 +3518,7 @@
   <w:style w:type="table" w:styleId="101">
     <w:name w:val="Table Colorful 1"/>
     <w:basedOn w:val="12"/>
+    <w:qFormat/>
     <w:uiPriority w:val="0"/>
     <w:pPr>
       <w:widowControl w:val="0"/>
